--- a/DESTINATION-NIGERIA-BRAND-KIT/09_DOCUMENT_TEMPLATES/MEETING_MINUTES/DN_Meeting-Minutes_A4.docx
+++ b/DESTINATION-NIGERIA-BRAND-KIT/09_DOCUMENT_TEMPLATES/MEETING_MINUTES/DN_Meeting-Minutes_A4.docx
@@ -40,16 +40,16 @@
         <w:tblW w:type="auto" w:w="0"/>
         <w:tblLook w:firstColumn="1" w:firstRow="1" w:lastColumn="0" w:lastRow="0" w:noHBand="0" w:noVBand="1" w:val="04A0"/>
         <w:tblBorders>
-          <w:top w:val="single" w:sz="4" w:color="A9BFA9"/>
-          <w:left w:val="nil"/>
-          <w:bottom w:val="single" w:sz="4" w:color="A9BFA9"/>
-          <w:right w:val="nil"/>
-          <w:insideH w:val="single" w:sz="4" w:color="A9BFA9"/>
+          <w:top w:val="single" w:sz="4" w:color="E7DFCF"/>
+          <w:left w:val="nil"/>
+          <w:bottom w:val="single" w:sz="4" w:color="E7DFCF"/>
+          <w:right w:val="nil"/>
+          <w:insideH w:val="single" w:sz="4" w:color="E7DFCF"/>
           <w:insideV w:val="nil"/>
         </w:tblBorders>
         <w:tblCellMar>
           <w:top w:w="70" w:type="dxa"/>
-          <w:left w:w="100" w:type="dxa"/>
+          <w:left w:w="0" w:type="dxa"/>
           <w:bottom w:w="70" w:type="dxa"/>
           <w:right w:w="100" w:type="dxa"/>
         </w:tblCellMar>
@@ -62,7 +62,6 @@
         <w:tc>
           <w:tcPr>
             <w:tcW w:type="dxa" w:w="2154"/>
-            <w:shd w:val="clear" w:color="auto" w:fill="F5F0E6"/>
           </w:tcPr>
           <w:p>
             <w:pPr>
@@ -107,7 +106,6 @@
         <w:tc>
           <w:tcPr>
             <w:tcW w:type="dxa" w:w="2154"/>
-            <w:shd w:val="clear" w:color="auto" w:fill="F5F0E6"/>
           </w:tcPr>
           <w:p>
             <w:pPr>
@@ -152,7 +150,6 @@
         <w:tc>
           <w:tcPr>
             <w:tcW w:type="dxa" w:w="2154"/>
-            <w:shd w:val="clear" w:color="auto" w:fill="F5F0E6"/>
           </w:tcPr>
           <w:p>
             <w:pPr>
@@ -197,7 +194,6 @@
         <w:tc>
           <w:tcPr>
             <w:tcW w:type="dxa" w:w="2154"/>
-            <w:shd w:val="clear" w:color="auto" w:fill="F5F0E6"/>
           </w:tcPr>
           <w:p>
             <w:pPr>
@@ -242,7 +238,6 @@
         <w:tc>
           <w:tcPr>
             <w:tcW w:type="dxa" w:w="2154"/>
-            <w:shd w:val="clear" w:color="auto" w:fill="F5F0E6"/>
           </w:tcPr>
           <w:p>
             <w:pPr>
@@ -307,11 +302,11 @@
         <w:jc w:val="left"/>
         <w:tblLook w:firstColumn="1" w:firstRow="1" w:lastColumn="0" w:lastRow="0" w:noHBand="0" w:noVBand="1" w:val="04A0"/>
         <w:tblBorders>
-          <w:top w:val="single" w:sz="4" w:color="A9BFA9"/>
-          <w:left w:val="nil"/>
-          <w:bottom w:val="single" w:sz="4" w:color="A9BFA9"/>
-          <w:right w:val="nil"/>
-          <w:insideH w:val="single" w:sz="4" w:color="A9BFA9"/>
+          <w:top w:val="single" w:sz="4" w:color="E7DFCF"/>
+          <w:left w:val="nil"/>
+          <w:bottom w:val="single" w:sz="4" w:color="E7DFCF"/>
+          <w:right w:val="nil"/>
+          <w:insideH w:val="single" w:sz="4" w:color="E7DFCF"/>
           <w:insideV w:val="nil"/>
         </w:tblBorders>
         <w:tblCellMar>
@@ -334,7 +329,9 @@
         <w:tc>
           <w:tcPr>
             <w:tcW w:type="dxa" w:w="2721"/>
-            <w:shd w:val="clear" w:color="auto" w:fill="E7DFCF"/>
+            <w:tcBorders>
+              <w:bottom w:val="single" w:sz="8" w:color="103428"/>
+            </w:tcBorders>
           </w:tcPr>
           <w:p>
             <w:pPr>
@@ -353,7 +350,9 @@
         <w:tc>
           <w:tcPr>
             <w:tcW w:type="dxa" w:w="2948"/>
-            <w:shd w:val="clear" w:color="auto" w:fill="E7DFCF"/>
+            <w:tcBorders>
+              <w:bottom w:val="single" w:sz="8" w:color="103428"/>
+            </w:tcBorders>
           </w:tcPr>
           <w:p>
             <w:pPr>
@@ -372,7 +371,9 @@
         <w:tc>
           <w:tcPr>
             <w:tcW w:type="dxa" w:w="2608"/>
-            <w:shd w:val="clear" w:color="auto" w:fill="E7DFCF"/>
+            <w:tcBorders>
+              <w:bottom w:val="single" w:sz="8" w:color="103428"/>
+            </w:tcBorders>
           </w:tcPr>
           <w:p>
             <w:pPr>
@@ -391,7 +392,9 @@
         <w:tc>
           <w:tcPr>
             <w:tcW w:type="dxa" w:w="1134"/>
-            <w:shd w:val="clear" w:color="auto" w:fill="E7DFCF"/>
+            <w:tcBorders>
+              <w:bottom w:val="single" w:sz="8" w:color="103428"/>
+            </w:tcBorders>
           </w:tcPr>
           <w:p>
             <w:pPr>
@@ -1091,11 +1094,11 @@
         <w:jc w:val="left"/>
         <w:tblLook w:firstColumn="1" w:firstRow="1" w:lastColumn="0" w:lastRow="0" w:noHBand="0" w:noVBand="1" w:val="04A0"/>
         <w:tblBorders>
-          <w:top w:val="single" w:sz="4" w:color="A9BFA9"/>
-          <w:left w:val="nil"/>
-          <w:bottom w:val="single" w:sz="4" w:color="A9BFA9"/>
-          <w:right w:val="nil"/>
-          <w:insideH w:val="single" w:sz="4" w:color="A9BFA9"/>
+          <w:top w:val="single" w:sz="4" w:color="E7DFCF"/>
+          <w:left w:val="nil"/>
+          <w:bottom w:val="single" w:sz="4" w:color="E7DFCF"/>
+          <w:right w:val="nil"/>
+          <w:insideH w:val="single" w:sz="4" w:color="E7DFCF"/>
           <w:insideV w:val="nil"/>
         </w:tblBorders>
         <w:tblCellMar>
@@ -1116,7 +1119,9 @@
         <w:tc>
           <w:tcPr>
             <w:tcW w:type="dxa" w:w="907"/>
-            <w:shd w:val="clear" w:color="auto" w:fill="E7DFCF"/>
+            <w:tcBorders>
+              <w:bottom w:val="single" w:sz="8" w:color="103428"/>
+            </w:tcBorders>
           </w:tcPr>
           <w:p>
             <w:pPr>
@@ -1135,7 +1140,9 @@
         <w:tc>
           <w:tcPr>
             <w:tcW w:type="dxa" w:w="8504"/>
-            <w:shd w:val="clear" w:color="auto" w:fill="E7DFCF"/>
+            <w:tcBorders>
+              <w:bottom w:val="single" w:sz="8" w:color="103428"/>
+            </w:tcBorders>
           </w:tcPr>
           <w:p>
             <w:pPr>
@@ -1308,11 +1315,11 @@
         <w:jc w:val="left"/>
         <w:tblLook w:firstColumn="1" w:firstRow="1" w:lastColumn="0" w:lastRow="0" w:noHBand="0" w:noVBand="1" w:val="04A0"/>
         <w:tblBorders>
-          <w:top w:val="single" w:sz="4" w:color="A9BFA9"/>
-          <w:left w:val="nil"/>
-          <w:bottom w:val="single" w:sz="4" w:color="A9BFA9"/>
-          <w:right w:val="nil"/>
-          <w:insideH w:val="single" w:sz="4" w:color="A9BFA9"/>
+          <w:top w:val="single" w:sz="4" w:color="E7DFCF"/>
+          <w:left w:val="nil"/>
+          <w:bottom w:val="single" w:sz="4" w:color="E7DFCF"/>
+          <w:right w:val="nil"/>
+          <w:insideH w:val="single" w:sz="4" w:color="E7DFCF"/>
           <w:insideV w:val="nil"/>
         </w:tblBorders>
         <w:tblCellMar>
@@ -1336,7 +1343,9 @@
         <w:tc>
           <w:tcPr>
             <w:tcW w:type="dxa" w:w="794"/>
-            <w:shd w:val="clear" w:color="auto" w:fill="E7DFCF"/>
+            <w:tcBorders>
+              <w:bottom w:val="single" w:sz="8" w:color="103428"/>
+            </w:tcBorders>
           </w:tcPr>
           <w:p>
             <w:pPr>
@@ -1355,7 +1364,9 @@
         <w:tc>
           <w:tcPr>
             <w:tcW w:type="dxa" w:w="4082"/>
-            <w:shd w:val="clear" w:color="auto" w:fill="E7DFCF"/>
+            <w:tcBorders>
+              <w:bottom w:val="single" w:sz="8" w:color="103428"/>
+            </w:tcBorders>
           </w:tcPr>
           <w:p>
             <w:pPr>
@@ -1374,7 +1385,9 @@
         <w:tc>
           <w:tcPr>
             <w:tcW w:type="dxa" w:w="1701"/>
-            <w:shd w:val="clear" w:color="auto" w:fill="E7DFCF"/>
+            <w:tcBorders>
+              <w:bottom w:val="single" w:sz="8" w:color="103428"/>
+            </w:tcBorders>
           </w:tcPr>
           <w:p>
             <w:pPr>
@@ -1393,7 +1406,9 @@
         <w:tc>
           <w:tcPr>
             <w:tcW w:type="dxa" w:w="1587"/>
-            <w:shd w:val="clear" w:color="auto" w:fill="E7DFCF"/>
+            <w:tcBorders>
+              <w:bottom w:val="single" w:sz="8" w:color="103428"/>
+            </w:tcBorders>
           </w:tcPr>
           <w:p>
             <w:pPr>
@@ -1412,7 +1427,9 @@
         <w:tc>
           <w:tcPr>
             <w:tcW w:type="dxa" w:w="1247"/>
-            <w:shd w:val="clear" w:color="auto" w:fill="E7DFCF"/>
+            <w:tcBorders>
+              <w:bottom w:val="single" w:sz="8" w:color="103428"/>
+            </w:tcBorders>
           </w:tcPr>
           <w:p>
             <w:pPr>
@@ -1916,18 +1933,18 @@
         <w:tblW w:type="auto" w:w="0"/>
         <w:tblLook w:firstColumn="1" w:firstRow="1" w:lastColumn="0" w:lastRow="0" w:noHBand="0" w:noVBand="1" w:val="04A0"/>
         <w:tblBorders>
-          <w:top w:val="nil"/>
-          <w:left w:val="nil"/>
-          <w:bottom w:val="nil"/>
-          <w:right w:val="nil"/>
-          <w:insideH w:val="single" w:sz="2" w:color="F5F0E6"/>
+          <w:top w:val="single" w:sz="6" w:color="103428"/>
+          <w:left w:val="nil"/>
+          <w:bottom w:val="single" w:sz="6" w:color="103428"/>
+          <w:right w:val="nil"/>
+          <w:insideH w:val="single" w:sz="6" w:color="103428"/>
           <w:insideV w:val="nil"/>
         </w:tblBorders>
         <w:tblCellMar>
-          <w:top w:w="160" w:type="dxa"/>
-          <w:left w:w="220" w:type="dxa"/>
-          <w:bottom w:w="160" w:type="dxa"/>
-          <w:right w:w="220" w:type="dxa"/>
+          <w:top w:w="120" w:type="dxa"/>
+          <w:left w:w="0" w:type="dxa"/>
+          <w:bottom w:w="140" w:type="dxa"/>
+          <w:right w:w="0" w:type="dxa"/>
         </w:tblCellMar>
       </w:tblPr>
       <w:tblGrid>
@@ -1937,10 +1954,6 @@
         <w:tc>
           <w:tcPr>
             <w:tcW w:type="dxa" w:w="9412"/>
-            <w:shd w:val="clear" w:color="auto" w:fill="F5F0E6"/>
-            <w:tcBorders>
-              <w:left w:val="single" w:sz="24" w:color="E8A432"/>
-            </w:tcBorders>
           </w:tcPr>
           <w:p>
             <w:pPr>
@@ -2180,7 +2193,7 @@
   <w:p>
     <w:pPr>
       <w:pBdr>
-        <w:top w:val="single" w:sz="4" w:space="6" w:color="A9BFA9"/>
+        <w:top w:val="single" w:sz="4" w:space="6" w:color="E7DFCF"/>
       </w:pBdr>
       <w:tabs>
         <w:tab w:pos="9412" w:val="right"/>
@@ -2202,7 +2215,7 @@
         <w:color w:val="5F6662"/>
         <w:sz w:val="15"/>
       </w:rPr>
-      <w:t xml:space="preserve">  ·  </w:t>
+      <w:t xml:space="preserve">   </w:t>
     </w:r>
     <w:r>
       <w:rPr>
@@ -2493,7 +2506,7 @@
   <w:docDefaults>
     <w:rPrDefault>
       <w:rPr>
-        <w:rFonts w:asciiTheme="minorHAnsi" w:eastAsiaTheme="minorEastAsia" w:hAnsiTheme="minorHAnsi" w:cstheme="minorBidi"/>
+        <w:rFonts w:ascii="Public Sans" w:hAnsi="Public Sans" w:cs="Public Sans" w:eastAsia="Public Sans"/>
         <w:sz w:val="22"/>
         <w:szCs w:val="22"/>
         <w:lang w:val="en-US" w:eastAsia="en-US" w:bidi="ar-SA"/>
@@ -2653,7 +2666,7 @@
       <w:spacing w:before="0" w:after="120" w:line="317" w:lineRule="auto"/>
     </w:pPr>
     <w:rPr>
-      <w:rFonts w:ascii="Inter" w:hAnsi="Inter" w:cs="Inter" w:eastAsia="Inter"/>
+      <w:rFonts w:ascii="Public Sans" w:hAnsi="Public Sans" w:cs="Public Sans" w:eastAsia="Public Sans"/>
       <w:b w:val="0"/>
       <w:i w:val="0"/>
       <w:color w:val="1B201E"/>
@@ -2715,16 +2728,16 @@
     <w:pPr>
       <w:keepNext/>
       <w:keepLines/>
-      <w:spacing w:before="360" w:after="120" w:line="264" w:lineRule="auto"/>
+      <w:spacing w:before="440" w:after="160" w:line="259" w:lineRule="auto"/>
       <w:outlineLvl w:val="0"/>
     </w:pPr>
     <w:rPr>
-      <w:rFonts w:asciiTheme="majorHAnsi" w:eastAsiaTheme="majorEastAsia" w:hAnsiTheme="majorHAnsi" w:cstheme="majorBidi" w:ascii="Playfair Display" w:hAnsi="Playfair Display" w:cs="Playfair Display" w:eastAsia="Playfair Display"/>
+      <w:rFonts w:ascii="Newsreader Display" w:hAnsi="Newsreader Display" w:cs="Newsreader Display" w:eastAsia="Newsreader Display"/>
       <w:b w:val="0"/>
       <w:bCs/>
       <w:i w:val="0"/>
       <w:color w:val="103428"/>
-      <w:sz w:val="40"/>
+      <w:sz w:val="44"/>
       <w:szCs w:val="28"/>
     </w:rPr>
   </w:style>
@@ -2744,12 +2757,12 @@
       <w:outlineLvl w:val="1"/>
     </w:pPr>
     <w:rPr>
-      <w:rFonts w:asciiTheme="majorHAnsi" w:eastAsiaTheme="majorEastAsia" w:hAnsiTheme="majorHAnsi" w:cstheme="majorBidi" w:ascii="Inter" w:hAnsi="Inter" w:cs="Inter" w:eastAsia="Inter"/>
-      <w:b/>
+      <w:rFonts w:ascii="Newsreader Display" w:hAnsi="Newsreader Display" w:cs="Newsreader Display" w:eastAsia="Newsreader Display"/>
+      <w:b w:val="0"/>
       <w:bCs/>
       <w:i w:val="0"/>
       <w:color w:val="103428"/>
-      <w:sz w:val="25"/>
+      <w:sz w:val="28"/>
       <w:szCs w:val="26"/>
     </w:rPr>
   </w:style>
@@ -2769,12 +2782,12 @@
       <w:outlineLvl w:val="2"/>
     </w:pPr>
     <w:rPr>
-      <w:rFonts w:asciiTheme="majorHAnsi" w:eastAsiaTheme="majorEastAsia" w:hAnsiTheme="majorHAnsi" w:cstheme="majorBidi" w:ascii="Inter" w:hAnsi="Inter" w:cs="Inter" w:eastAsia="Inter"/>
+      <w:rFonts w:ascii="Public Sans" w:hAnsi="Public Sans" w:cs="Public Sans" w:eastAsia="Public Sans"/>
       <w:b/>
       <w:bCs/>
       <w:i w:val="0"/>
-      <w:color w:val="2C5040"/>
-      <w:sz w:val="20"/>
+      <w:color w:val="103428"/>
+      <w:sz w:val="19"/>
     </w:rPr>
   </w:style>
   <w:style w:type="paragraph" w:styleId="Heading4">
@@ -2794,7 +2807,7 @@
       <w:outlineLvl w:val="3"/>
     </w:pPr>
     <w:rPr>
-      <w:rFonts w:asciiTheme="majorHAnsi" w:eastAsiaTheme="majorEastAsia" w:hAnsiTheme="majorHAnsi" w:cstheme="majorBidi"/>
+      <w:rFonts w:ascii="Newsreader Display" w:hAnsi="Newsreader Display" w:cs="Newsreader Display"/>
       <w:b/>
       <w:bCs/>
       <w:i/>
@@ -2819,7 +2832,7 @@
       <w:outlineLvl w:val="4"/>
     </w:pPr>
     <w:rPr>
-      <w:rFonts w:asciiTheme="majorHAnsi" w:eastAsiaTheme="majorEastAsia" w:hAnsiTheme="majorHAnsi" w:cstheme="majorBidi"/>
+      <w:rFonts w:ascii="Newsreader Display" w:hAnsi="Newsreader Display" w:cs="Newsreader Display"/>
       <w:color w:val="243F60" w:themeColor="accent1" w:themeShade="7F"/>
     </w:rPr>
   </w:style>
@@ -2840,7 +2853,7 @@
       <w:outlineLvl w:val="5"/>
     </w:pPr>
     <w:rPr>
-      <w:rFonts w:asciiTheme="majorHAnsi" w:eastAsiaTheme="majorEastAsia" w:hAnsiTheme="majorHAnsi" w:cstheme="majorBidi"/>
+      <w:rFonts w:ascii="Newsreader Display" w:hAnsi="Newsreader Display" w:cs="Newsreader Display"/>
       <w:i/>
       <w:iCs/>
       <w:color w:val="243F60" w:themeColor="accent1" w:themeShade="7F"/>
@@ -2863,7 +2876,7 @@
       <w:outlineLvl w:val="6"/>
     </w:pPr>
     <w:rPr>
-      <w:rFonts w:asciiTheme="majorHAnsi" w:eastAsiaTheme="majorEastAsia" w:hAnsiTheme="majorHAnsi" w:cstheme="majorBidi"/>
+      <w:rFonts w:ascii="Newsreader Display" w:hAnsi="Newsreader Display" w:cs="Newsreader Display"/>
       <w:i/>
       <w:iCs/>
       <w:color w:val="404040" w:themeColor="text1" w:themeTint="BF"/>
@@ -2886,7 +2899,7 @@
       <w:outlineLvl w:val="7"/>
     </w:pPr>
     <w:rPr>
-      <w:rFonts w:asciiTheme="majorHAnsi" w:eastAsiaTheme="majorEastAsia" w:hAnsiTheme="majorHAnsi" w:cstheme="majorBidi"/>
+      <w:rFonts w:ascii="Newsreader Display" w:hAnsi="Newsreader Display" w:cs="Newsreader Display"/>
       <w:color w:val="4F81BD" w:themeColor="accent1"/>
       <w:sz w:val="20"/>
       <w:szCs w:val="20"/>
@@ -2909,7 +2922,7 @@
       <w:outlineLvl w:val="8"/>
     </w:pPr>
     <w:rPr>
-      <w:rFonts w:asciiTheme="majorHAnsi" w:eastAsiaTheme="majorEastAsia" w:hAnsiTheme="majorHAnsi" w:cstheme="majorBidi"/>
+      <w:rFonts w:ascii="Newsreader Display" w:hAnsi="Newsreader Display" w:cs="Newsreader Display"/>
       <w:i/>
       <w:iCs/>
       <w:color w:val="404040" w:themeColor="text1" w:themeTint="BF"/>
@@ -2960,7 +2973,7 @@
     <w:uiPriority w:val="9"/>
     <w:rsid w:val="00FC693F"/>
     <w:rPr>
-      <w:rFonts w:asciiTheme="majorHAnsi" w:eastAsiaTheme="majorEastAsia" w:hAnsiTheme="majorHAnsi" w:cstheme="majorBidi"/>
+      <w:rFonts w:ascii="Newsreader Display" w:hAnsi="Newsreader Display" w:cs="Newsreader Display"/>
       <w:b/>
       <w:bCs/>
       <w:color w:val="365F91" w:themeColor="accent1" w:themeShade="BF"/>
@@ -2975,7 +2988,7 @@
     <w:uiPriority w:val="9"/>
     <w:rsid w:val="00FC693F"/>
     <w:rPr>
-      <w:rFonts w:asciiTheme="majorHAnsi" w:eastAsiaTheme="majorEastAsia" w:hAnsiTheme="majorHAnsi" w:cstheme="majorBidi"/>
+      <w:rFonts w:ascii="Newsreader Display" w:hAnsi="Newsreader Display" w:cs="Newsreader Display"/>
       <w:b/>
       <w:bCs/>
       <w:color w:val="4F81BD" w:themeColor="accent1"/>
@@ -2990,7 +3003,7 @@
     <w:uiPriority w:val="9"/>
     <w:rsid w:val="00FC693F"/>
     <w:rPr>
-      <w:rFonts w:asciiTheme="majorHAnsi" w:eastAsiaTheme="majorEastAsia" w:hAnsiTheme="majorHAnsi" w:cstheme="majorBidi"/>
+      <w:rFonts w:ascii="Newsreader Display" w:hAnsi="Newsreader Display" w:cs="Newsreader Display"/>
       <w:b/>
       <w:bCs/>
       <w:color w:val="4F81BD" w:themeColor="accent1"/>
@@ -3005,17 +3018,17 @@
     <w:qFormat/>
     <w:rsid w:val="00FC693F"/>
     <w:pPr>
-      <w:spacing w:after="160" w:line="252" w:lineRule="auto" w:before="0"/>
+      <w:spacing w:after="200" w:line="245" w:lineRule="auto" w:before="0"/>
       <w:contextualSpacing/>
     </w:pPr>
     <w:rPr>
-      <w:rFonts w:asciiTheme="majorHAnsi" w:eastAsiaTheme="majorEastAsia" w:hAnsiTheme="majorHAnsi" w:cstheme="majorBidi" w:ascii="Playfair Display" w:hAnsi="Playfair Display" w:cs="Playfair Display" w:eastAsia="Playfair Display"/>
+      <w:rFonts w:ascii="Newsreader Display" w:hAnsi="Newsreader Display" w:cs="Newsreader Display" w:eastAsia="Newsreader Display"/>
       <w:b w:val="0"/>
       <w:i w:val="0"/>
       <w:color w:val="103428"/>
       <w:spacing w:val="5"/>
       <w:kern w:val="28"/>
-      <w:sz w:val="60"/>
+      <w:sz w:val="64"/>
       <w:szCs w:val="52"/>
     </w:rPr>
   </w:style>
@@ -3026,7 +3039,7 @@
     <w:uiPriority w:val="10"/>
     <w:rsid w:val="00FC693F"/>
     <w:rPr>
-      <w:rFonts w:asciiTheme="majorHAnsi" w:eastAsiaTheme="majorEastAsia" w:hAnsiTheme="majorHAnsi" w:cstheme="majorBidi"/>
+      <w:rFonts w:ascii="Newsreader Display" w:hAnsi="Newsreader Display" w:cs="Newsreader Display"/>
       <w:color w:val="17365D" w:themeColor="text2" w:themeShade="BF"/>
       <w:spacing w:val="5"/>
       <w:kern w:val="28"/>
@@ -3049,13 +3062,13 @@
       <w:spacing w:before="0" w:after="240" w:line="312" w:lineRule="auto"/>
     </w:pPr>
     <w:rPr>
-      <w:rFonts w:asciiTheme="majorHAnsi" w:eastAsiaTheme="majorEastAsia" w:hAnsiTheme="majorHAnsi" w:cstheme="majorBidi" w:ascii="Source Serif 4" w:hAnsi="Source Serif 4" w:cs="Source Serif 4" w:eastAsia="Source Serif 4"/>
+      <w:rFonts w:ascii="Newsreader Text" w:hAnsi="Newsreader Text" w:cs="Newsreader Text" w:eastAsia="Newsreader Text"/>
       <w:b w:val="0"/>
       <w:i w:val="0"/>
       <w:iCs/>
-      <w:color w:val="2C5040"/>
+      <w:color w:val="5F6662"/>
       <w:spacing w:val="15"/>
-      <w:sz w:val="28"/>
+      <w:sz w:val="26"/>
       <w:szCs w:val="24"/>
     </w:rPr>
   </w:style>
@@ -3066,7 +3079,7 @@
     <w:uiPriority w:val="11"/>
     <w:rsid w:val="00FC693F"/>
     <w:rPr>
-      <w:rFonts w:asciiTheme="majorHAnsi" w:eastAsiaTheme="majorEastAsia" w:hAnsiTheme="majorHAnsi" w:cstheme="majorBidi"/>
+      <w:rFonts w:ascii="Newsreader Display" w:hAnsi="Newsreader Display" w:cs="Newsreader Display"/>
       <w:i/>
       <w:iCs/>
       <w:color w:val="4F81BD" w:themeColor="accent1"/>
@@ -3195,7 +3208,7 @@
       <w:contextualSpacing/>
     </w:pPr>
     <w:rPr>
-      <w:rFonts w:ascii="Inter" w:hAnsi="Inter" w:cs="Inter" w:eastAsia="Inter"/>
+      <w:rFonts w:ascii="Public Sans" w:hAnsi="Public Sans" w:cs="Public Sans" w:eastAsia="Public Sans"/>
       <w:b w:val="0"/>
       <w:i w:val="0"/>
       <w:color w:val="1B201E"/>
@@ -3242,7 +3255,7 @@
       <w:contextualSpacing/>
     </w:pPr>
     <w:rPr>
-      <w:rFonts w:ascii="Inter" w:hAnsi="Inter" w:cs="Inter" w:eastAsia="Inter"/>
+      <w:rFonts w:ascii="Public Sans" w:hAnsi="Public Sans" w:cs="Public Sans" w:eastAsia="Public Sans"/>
       <w:b w:val="0"/>
       <w:i w:val="0"/>
       <w:color w:val="1B201E"/>
@@ -3358,12 +3371,12 @@
       <w:spacing w:before="240" w:after="240" w:line="324" w:lineRule="auto"/>
     </w:pPr>
     <w:rPr>
-      <w:rFonts w:ascii="Source Serif 4" w:hAnsi="Source Serif 4" w:cs="Source Serif 4" w:eastAsia="Source Serif 4"/>
+      <w:rFonts w:ascii="Newsreader Display" w:hAnsi="Newsreader Display" w:cs="Newsreader Display" w:eastAsia="Newsreader Display"/>
       <w:b w:val="0"/>
       <w:i/>
       <w:iCs/>
       <w:color w:val="103428"/>
-      <w:sz w:val="28"/>
+      <w:sz w:val="32"/>
     </w:rPr>
   </w:style>
   <w:style w:type="character" w:customStyle="1" w:styleId="QuoteChar">
@@ -3386,7 +3399,7 @@
     <w:semiHidden/>
     <w:rsid w:val="00FC693F"/>
     <w:rPr>
-      <w:rFonts w:asciiTheme="majorHAnsi" w:eastAsiaTheme="majorEastAsia" w:hAnsiTheme="majorHAnsi" w:cstheme="majorBidi"/>
+      <w:rFonts w:ascii="Newsreader Display" w:hAnsi="Newsreader Display" w:cs="Newsreader Display"/>
       <w:b/>
       <w:bCs/>
       <w:i/>
@@ -3402,7 +3415,7 @@
     <w:semiHidden/>
     <w:rsid w:val="00FC693F"/>
     <w:rPr>
-      <w:rFonts w:asciiTheme="majorHAnsi" w:eastAsiaTheme="majorEastAsia" w:hAnsiTheme="majorHAnsi" w:cstheme="majorBidi"/>
+      <w:rFonts w:ascii="Newsreader Display" w:hAnsi="Newsreader Display" w:cs="Newsreader Display"/>
       <w:color w:val="243F60" w:themeColor="accent1" w:themeShade="7F"/>
     </w:rPr>
   </w:style>
@@ -3414,7 +3427,7 @@
     <w:semiHidden/>
     <w:rsid w:val="00FC693F"/>
     <w:rPr>
-      <w:rFonts w:asciiTheme="majorHAnsi" w:eastAsiaTheme="majorEastAsia" w:hAnsiTheme="majorHAnsi" w:cstheme="majorBidi"/>
+      <w:rFonts w:ascii="Newsreader Display" w:hAnsi="Newsreader Display" w:cs="Newsreader Display"/>
       <w:i/>
       <w:iCs/>
       <w:color w:val="243F60" w:themeColor="accent1" w:themeShade="7F"/>
@@ -3428,7 +3441,7 @@
     <w:semiHidden/>
     <w:rsid w:val="00FC693F"/>
     <w:rPr>
-      <w:rFonts w:asciiTheme="majorHAnsi" w:eastAsiaTheme="majorEastAsia" w:hAnsiTheme="majorHAnsi" w:cstheme="majorBidi"/>
+      <w:rFonts w:ascii="Newsreader Display" w:hAnsi="Newsreader Display" w:cs="Newsreader Display"/>
       <w:i/>
       <w:iCs/>
       <w:color w:val="404040" w:themeColor="text1" w:themeTint="BF"/>
@@ -3442,7 +3455,7 @@
     <w:semiHidden/>
     <w:rsid w:val="00FC693F"/>
     <w:rPr>
-      <w:rFonts w:asciiTheme="majorHAnsi" w:eastAsiaTheme="majorEastAsia" w:hAnsiTheme="majorHAnsi" w:cstheme="majorBidi"/>
+      <w:rFonts w:ascii="Newsreader Display" w:hAnsi="Newsreader Display" w:cs="Newsreader Display"/>
       <w:color w:val="4F81BD" w:themeColor="accent1"/>
       <w:sz w:val="20"/>
       <w:szCs w:val="20"/>
@@ -3456,7 +3469,7 @@
     <w:semiHidden/>
     <w:rsid w:val="00FC693F"/>
     <w:rPr>
-      <w:rFonts w:asciiTheme="majorHAnsi" w:eastAsiaTheme="majorEastAsia" w:hAnsiTheme="majorHAnsi" w:cstheme="majorBidi"/>
+      <w:rFonts w:ascii="Newsreader Display" w:hAnsi="Newsreader Display" w:cs="Newsreader Display"/>
       <w:i/>
       <w:iCs/>
       <w:color w:val="404040" w:themeColor="text1" w:themeTint="BF"/>
@@ -3477,7 +3490,7 @@
       <w:spacing w:line="300" w:lineRule="auto" w:before="60" w:after="200"/>
     </w:pPr>
     <w:rPr>
-      <w:rFonts w:ascii="Inter" w:hAnsi="Inter" w:cs="Inter" w:eastAsia="Inter"/>
+      <w:rFonts w:ascii="Public Sans" w:hAnsi="Public Sans" w:cs="Public Sans" w:eastAsia="Public Sans"/>
       <w:b w:val="0"/>
       <w:bCs/>
       <w:i w:val="0"/>
@@ -5047,7 +5060,7 @@
         <w:spacing w:before="0" w:after="0" w:line="240" w:lineRule="auto"/>
       </w:pPr>
       <w:rPr>
-        <w:rFonts w:asciiTheme="majorHAnsi" w:eastAsiaTheme="majorEastAsia" w:hAnsiTheme="majorHAnsi" w:cstheme="majorBidi"/>
+        <w:rFonts w:ascii="Newsreader Display" w:hAnsi="Newsreader Display" w:cs="Newsreader Display"/>
         <w:b/>
         <w:bCs/>
       </w:rPr>
@@ -5068,7 +5081,7 @@
         <w:spacing w:before="0" w:after="0" w:line="240" w:lineRule="auto"/>
       </w:pPr>
       <w:rPr>
-        <w:rFonts w:asciiTheme="majorHAnsi" w:eastAsiaTheme="majorEastAsia" w:hAnsiTheme="majorHAnsi" w:cstheme="majorBidi"/>
+        <w:rFonts w:ascii="Newsreader Display" w:hAnsi="Newsreader Display" w:cs="Newsreader Display"/>
         <w:b/>
         <w:bCs/>
       </w:rPr>
@@ -5086,14 +5099,14 @@
     </w:tblStylePr>
     <w:tblStylePr w:type="firstCol">
       <w:rPr>
-        <w:rFonts w:asciiTheme="majorHAnsi" w:eastAsiaTheme="majorEastAsia" w:hAnsiTheme="majorHAnsi" w:cstheme="majorBidi"/>
+        <w:rFonts w:ascii="Newsreader Display" w:hAnsi="Newsreader Display" w:cs="Newsreader Display"/>
         <w:b/>
         <w:bCs/>
       </w:rPr>
     </w:tblStylePr>
     <w:tblStylePr w:type="lastCol">
       <w:rPr>
-        <w:rFonts w:asciiTheme="majorHAnsi" w:eastAsiaTheme="majorEastAsia" w:hAnsiTheme="majorHAnsi" w:cstheme="majorBidi"/>
+        <w:rFonts w:ascii="Newsreader Display" w:hAnsi="Newsreader Display" w:cs="Newsreader Display"/>
         <w:b/>
         <w:bCs/>
       </w:rPr>
@@ -5177,7 +5190,7 @@
         <w:spacing w:before="0" w:after="0" w:line="240" w:lineRule="auto"/>
       </w:pPr>
       <w:rPr>
-        <w:rFonts w:asciiTheme="majorHAnsi" w:eastAsiaTheme="majorEastAsia" w:hAnsiTheme="majorHAnsi" w:cstheme="majorBidi"/>
+        <w:rFonts w:ascii="Newsreader Display" w:hAnsi="Newsreader Display" w:cs="Newsreader Display"/>
         <w:b/>
         <w:bCs/>
       </w:rPr>
@@ -5198,7 +5211,7 @@
         <w:spacing w:before="0" w:after="0" w:line="240" w:lineRule="auto"/>
       </w:pPr>
       <w:rPr>
-        <w:rFonts w:asciiTheme="majorHAnsi" w:eastAsiaTheme="majorEastAsia" w:hAnsiTheme="majorHAnsi" w:cstheme="majorBidi"/>
+        <w:rFonts w:ascii="Newsreader Display" w:hAnsi="Newsreader Display" w:cs="Newsreader Display"/>
         <w:b/>
         <w:bCs/>
       </w:rPr>
@@ -5216,14 +5229,14 @@
     </w:tblStylePr>
     <w:tblStylePr w:type="firstCol">
       <w:rPr>
-        <w:rFonts w:asciiTheme="majorHAnsi" w:eastAsiaTheme="majorEastAsia" w:hAnsiTheme="majorHAnsi" w:cstheme="majorBidi"/>
+        <w:rFonts w:ascii="Newsreader Display" w:hAnsi="Newsreader Display" w:cs="Newsreader Display"/>
         <w:b/>
         <w:bCs/>
       </w:rPr>
     </w:tblStylePr>
     <w:tblStylePr w:type="lastCol">
       <w:rPr>
-        <w:rFonts w:asciiTheme="majorHAnsi" w:eastAsiaTheme="majorEastAsia" w:hAnsiTheme="majorHAnsi" w:cstheme="majorBidi"/>
+        <w:rFonts w:ascii="Newsreader Display" w:hAnsi="Newsreader Display" w:cs="Newsreader Display"/>
         <w:b/>
         <w:bCs/>
       </w:rPr>
@@ -5307,7 +5320,7 @@
         <w:spacing w:before="0" w:after="0" w:line="240" w:lineRule="auto"/>
       </w:pPr>
       <w:rPr>
-        <w:rFonts w:asciiTheme="majorHAnsi" w:eastAsiaTheme="majorEastAsia" w:hAnsiTheme="majorHAnsi" w:cstheme="majorBidi"/>
+        <w:rFonts w:ascii="Newsreader Display" w:hAnsi="Newsreader Display" w:cs="Newsreader Display"/>
         <w:b/>
         <w:bCs/>
       </w:rPr>
@@ -5328,7 +5341,7 @@
         <w:spacing w:before="0" w:after="0" w:line="240" w:lineRule="auto"/>
       </w:pPr>
       <w:rPr>
-        <w:rFonts w:asciiTheme="majorHAnsi" w:eastAsiaTheme="majorEastAsia" w:hAnsiTheme="majorHAnsi" w:cstheme="majorBidi"/>
+        <w:rFonts w:ascii="Newsreader Display" w:hAnsi="Newsreader Display" w:cs="Newsreader Display"/>
         <w:b/>
         <w:bCs/>
       </w:rPr>
@@ -5346,14 +5359,14 @@
     </w:tblStylePr>
     <w:tblStylePr w:type="firstCol">
       <w:rPr>
-        <w:rFonts w:asciiTheme="majorHAnsi" w:eastAsiaTheme="majorEastAsia" w:hAnsiTheme="majorHAnsi" w:cstheme="majorBidi"/>
+        <w:rFonts w:ascii="Newsreader Display" w:hAnsi="Newsreader Display" w:cs="Newsreader Display"/>
         <w:b/>
         <w:bCs/>
       </w:rPr>
     </w:tblStylePr>
     <w:tblStylePr w:type="lastCol">
       <w:rPr>
-        <w:rFonts w:asciiTheme="majorHAnsi" w:eastAsiaTheme="majorEastAsia" w:hAnsiTheme="majorHAnsi" w:cstheme="majorBidi"/>
+        <w:rFonts w:ascii="Newsreader Display" w:hAnsi="Newsreader Display" w:cs="Newsreader Display"/>
         <w:b/>
         <w:bCs/>
       </w:rPr>
@@ -5437,7 +5450,7 @@
         <w:spacing w:before="0" w:after="0" w:line="240" w:lineRule="auto"/>
       </w:pPr>
       <w:rPr>
-        <w:rFonts w:asciiTheme="majorHAnsi" w:eastAsiaTheme="majorEastAsia" w:hAnsiTheme="majorHAnsi" w:cstheme="majorBidi"/>
+        <w:rFonts w:ascii="Newsreader Display" w:hAnsi="Newsreader Display" w:cs="Newsreader Display"/>
         <w:b/>
         <w:bCs/>
       </w:rPr>
@@ -5458,7 +5471,7 @@
         <w:spacing w:before="0" w:after="0" w:line="240" w:lineRule="auto"/>
       </w:pPr>
       <w:rPr>
-        <w:rFonts w:asciiTheme="majorHAnsi" w:eastAsiaTheme="majorEastAsia" w:hAnsiTheme="majorHAnsi" w:cstheme="majorBidi"/>
+        <w:rFonts w:ascii="Newsreader Display" w:hAnsi="Newsreader Display" w:cs="Newsreader Display"/>
         <w:b/>
         <w:bCs/>
       </w:rPr>
@@ -5476,14 +5489,14 @@
     </w:tblStylePr>
     <w:tblStylePr w:type="firstCol">
       <w:rPr>
-        <w:rFonts w:asciiTheme="majorHAnsi" w:eastAsiaTheme="majorEastAsia" w:hAnsiTheme="majorHAnsi" w:cstheme="majorBidi"/>
+        <w:rFonts w:ascii="Newsreader Display" w:hAnsi="Newsreader Display" w:cs="Newsreader Display"/>
         <w:b/>
         <w:bCs/>
       </w:rPr>
     </w:tblStylePr>
     <w:tblStylePr w:type="lastCol">
       <w:rPr>
-        <w:rFonts w:asciiTheme="majorHAnsi" w:eastAsiaTheme="majorEastAsia" w:hAnsiTheme="majorHAnsi" w:cstheme="majorBidi"/>
+        <w:rFonts w:ascii="Newsreader Display" w:hAnsi="Newsreader Display" w:cs="Newsreader Display"/>
         <w:b/>
         <w:bCs/>
       </w:rPr>
@@ -5567,7 +5580,7 @@
         <w:spacing w:before="0" w:after="0" w:line="240" w:lineRule="auto"/>
       </w:pPr>
       <w:rPr>
-        <w:rFonts w:asciiTheme="majorHAnsi" w:eastAsiaTheme="majorEastAsia" w:hAnsiTheme="majorHAnsi" w:cstheme="majorBidi"/>
+        <w:rFonts w:ascii="Newsreader Display" w:hAnsi="Newsreader Display" w:cs="Newsreader Display"/>
         <w:b/>
         <w:bCs/>
       </w:rPr>
@@ -5588,7 +5601,7 @@
         <w:spacing w:before="0" w:after="0" w:line="240" w:lineRule="auto"/>
       </w:pPr>
       <w:rPr>
-        <w:rFonts w:asciiTheme="majorHAnsi" w:eastAsiaTheme="majorEastAsia" w:hAnsiTheme="majorHAnsi" w:cstheme="majorBidi"/>
+        <w:rFonts w:ascii="Newsreader Display" w:hAnsi="Newsreader Display" w:cs="Newsreader Display"/>
         <w:b/>
         <w:bCs/>
       </w:rPr>
@@ -5606,14 +5619,14 @@
     </w:tblStylePr>
     <w:tblStylePr w:type="firstCol">
       <w:rPr>
-        <w:rFonts w:asciiTheme="majorHAnsi" w:eastAsiaTheme="majorEastAsia" w:hAnsiTheme="majorHAnsi" w:cstheme="majorBidi"/>
+        <w:rFonts w:ascii="Newsreader Display" w:hAnsi="Newsreader Display" w:cs="Newsreader Display"/>
         <w:b/>
         <w:bCs/>
       </w:rPr>
     </w:tblStylePr>
     <w:tblStylePr w:type="lastCol">
       <w:rPr>
-        <w:rFonts w:asciiTheme="majorHAnsi" w:eastAsiaTheme="majorEastAsia" w:hAnsiTheme="majorHAnsi" w:cstheme="majorBidi"/>
+        <w:rFonts w:ascii="Newsreader Display" w:hAnsi="Newsreader Display" w:cs="Newsreader Display"/>
         <w:b/>
         <w:bCs/>
       </w:rPr>
@@ -5697,7 +5710,7 @@
         <w:spacing w:before="0" w:after="0" w:line="240" w:lineRule="auto"/>
       </w:pPr>
       <w:rPr>
-        <w:rFonts w:asciiTheme="majorHAnsi" w:eastAsiaTheme="majorEastAsia" w:hAnsiTheme="majorHAnsi" w:cstheme="majorBidi"/>
+        <w:rFonts w:ascii="Newsreader Display" w:hAnsi="Newsreader Display" w:cs="Newsreader Display"/>
         <w:b/>
         <w:bCs/>
       </w:rPr>
@@ -5718,7 +5731,7 @@
         <w:spacing w:before="0" w:after="0" w:line="240" w:lineRule="auto"/>
       </w:pPr>
       <w:rPr>
-        <w:rFonts w:asciiTheme="majorHAnsi" w:eastAsiaTheme="majorEastAsia" w:hAnsiTheme="majorHAnsi" w:cstheme="majorBidi"/>
+        <w:rFonts w:ascii="Newsreader Display" w:hAnsi="Newsreader Display" w:cs="Newsreader Display"/>
         <w:b/>
         <w:bCs/>
       </w:rPr>
@@ -5736,14 +5749,14 @@
     </w:tblStylePr>
     <w:tblStylePr w:type="firstCol">
       <w:rPr>
-        <w:rFonts w:asciiTheme="majorHAnsi" w:eastAsiaTheme="majorEastAsia" w:hAnsiTheme="majorHAnsi" w:cstheme="majorBidi"/>
+        <w:rFonts w:ascii="Newsreader Display" w:hAnsi="Newsreader Display" w:cs="Newsreader Display"/>
         <w:b/>
         <w:bCs/>
       </w:rPr>
     </w:tblStylePr>
     <w:tblStylePr w:type="lastCol">
       <w:rPr>
-        <w:rFonts w:asciiTheme="majorHAnsi" w:eastAsiaTheme="majorEastAsia" w:hAnsiTheme="majorHAnsi" w:cstheme="majorBidi"/>
+        <w:rFonts w:ascii="Newsreader Display" w:hAnsi="Newsreader Display" w:cs="Newsreader Display"/>
         <w:b/>
         <w:bCs/>
       </w:rPr>
@@ -5827,7 +5840,7 @@
         <w:spacing w:before="0" w:after="0" w:line="240" w:lineRule="auto"/>
       </w:pPr>
       <w:rPr>
-        <w:rFonts w:asciiTheme="majorHAnsi" w:eastAsiaTheme="majorEastAsia" w:hAnsiTheme="majorHAnsi" w:cstheme="majorBidi"/>
+        <w:rFonts w:ascii="Newsreader Display" w:hAnsi="Newsreader Display" w:cs="Newsreader Display"/>
         <w:b/>
         <w:bCs/>
       </w:rPr>
@@ -5848,7 +5861,7 @@
         <w:spacing w:before="0" w:after="0" w:line="240" w:lineRule="auto"/>
       </w:pPr>
       <w:rPr>
-        <w:rFonts w:asciiTheme="majorHAnsi" w:eastAsiaTheme="majorEastAsia" w:hAnsiTheme="majorHAnsi" w:cstheme="majorBidi"/>
+        <w:rFonts w:ascii="Newsreader Display" w:hAnsi="Newsreader Display" w:cs="Newsreader Display"/>
         <w:b/>
         <w:bCs/>
       </w:rPr>
@@ -5866,14 +5879,14 @@
     </w:tblStylePr>
     <w:tblStylePr w:type="firstCol">
       <w:rPr>
-        <w:rFonts w:asciiTheme="majorHAnsi" w:eastAsiaTheme="majorEastAsia" w:hAnsiTheme="majorHAnsi" w:cstheme="majorBidi"/>
+        <w:rFonts w:ascii="Newsreader Display" w:hAnsi="Newsreader Display" w:cs="Newsreader Display"/>
         <w:b/>
         <w:bCs/>
       </w:rPr>
     </w:tblStylePr>
     <w:tblStylePr w:type="lastCol">
       <w:rPr>
-        <w:rFonts w:asciiTheme="majorHAnsi" w:eastAsiaTheme="majorEastAsia" w:hAnsiTheme="majorHAnsi" w:cstheme="majorBidi"/>
+        <w:rFonts w:ascii="Newsreader Display" w:hAnsi="Newsreader Display" w:cs="Newsreader Display"/>
         <w:b/>
         <w:bCs/>
       </w:rPr>
@@ -7738,7 +7751,7 @@
     </w:tblPr>
     <w:tblStylePr w:type="firstRow">
       <w:rPr>
-        <w:rFonts w:asciiTheme="majorHAnsi" w:eastAsiaTheme="majorEastAsia" w:hAnsiTheme="majorHAnsi" w:cstheme="majorBidi"/>
+        <w:rFonts w:ascii="Newsreader Display" w:hAnsi="Newsreader Display" w:cs="Newsreader Display"/>
       </w:rPr>
       <w:tblPr/>
       <w:tcPr>
@@ -7822,7 +7835,7 @@
     </w:tblPr>
     <w:tblStylePr w:type="firstRow">
       <w:rPr>
-        <w:rFonts w:asciiTheme="majorHAnsi" w:eastAsiaTheme="majorEastAsia" w:hAnsiTheme="majorHAnsi" w:cstheme="majorBidi"/>
+        <w:rFonts w:ascii="Newsreader Display" w:hAnsi="Newsreader Display" w:cs="Newsreader Display"/>
       </w:rPr>
       <w:tblPr/>
       <w:tcPr>
@@ -7906,7 +7919,7 @@
     </w:tblPr>
     <w:tblStylePr w:type="firstRow">
       <w:rPr>
-        <w:rFonts w:asciiTheme="majorHAnsi" w:eastAsiaTheme="majorEastAsia" w:hAnsiTheme="majorHAnsi" w:cstheme="majorBidi"/>
+        <w:rFonts w:ascii="Newsreader Display" w:hAnsi="Newsreader Display" w:cs="Newsreader Display"/>
       </w:rPr>
       <w:tblPr/>
       <w:tcPr>
@@ -7990,7 +8003,7 @@
     </w:tblPr>
     <w:tblStylePr w:type="firstRow">
       <w:rPr>
-        <w:rFonts w:asciiTheme="majorHAnsi" w:eastAsiaTheme="majorEastAsia" w:hAnsiTheme="majorHAnsi" w:cstheme="majorBidi"/>
+        <w:rFonts w:ascii="Newsreader Display" w:hAnsi="Newsreader Display" w:cs="Newsreader Display"/>
       </w:rPr>
       <w:tblPr/>
       <w:tcPr>
@@ -8074,7 +8087,7 @@
     </w:tblPr>
     <w:tblStylePr w:type="firstRow">
       <w:rPr>
-        <w:rFonts w:asciiTheme="majorHAnsi" w:eastAsiaTheme="majorEastAsia" w:hAnsiTheme="majorHAnsi" w:cstheme="majorBidi"/>
+        <w:rFonts w:ascii="Newsreader Display" w:hAnsi="Newsreader Display" w:cs="Newsreader Display"/>
       </w:rPr>
       <w:tblPr/>
       <w:tcPr>
@@ -8158,7 +8171,7 @@
     </w:tblPr>
     <w:tblStylePr w:type="firstRow">
       <w:rPr>
-        <w:rFonts w:asciiTheme="majorHAnsi" w:eastAsiaTheme="majorEastAsia" w:hAnsiTheme="majorHAnsi" w:cstheme="majorBidi"/>
+        <w:rFonts w:ascii="Newsreader Display" w:hAnsi="Newsreader Display" w:cs="Newsreader Display"/>
       </w:rPr>
       <w:tblPr/>
       <w:tcPr>
@@ -8242,7 +8255,7 @@
     </w:tblPr>
     <w:tblStylePr w:type="firstRow">
       <w:rPr>
-        <w:rFonts w:asciiTheme="majorHAnsi" w:eastAsiaTheme="majorEastAsia" w:hAnsiTheme="majorHAnsi" w:cstheme="majorBidi"/>
+        <w:rFonts w:ascii="Newsreader Display" w:hAnsi="Newsreader Display" w:cs="Newsreader Display"/>
       </w:rPr>
       <w:tblPr/>
       <w:tcPr>
@@ -8307,7 +8320,7 @@
       <w:spacing w:after="0" w:line="240" w:lineRule="auto"/>
     </w:pPr>
     <w:rPr>
-      <w:rFonts w:asciiTheme="majorHAnsi" w:eastAsiaTheme="majorEastAsia" w:hAnsiTheme="majorHAnsi" w:cstheme="majorBidi"/>
+      <w:rFonts w:ascii="Newsreader Display" w:hAnsi="Newsreader Display" w:cs="Newsreader Display"/>
       <w:color w:val="000000" w:themeColor="text1"/>
     </w:rPr>
     <w:tblPr>
@@ -8435,7 +8448,7 @@
       <w:spacing w:after="0" w:line="240" w:lineRule="auto"/>
     </w:pPr>
     <w:rPr>
-      <w:rFonts w:asciiTheme="majorHAnsi" w:eastAsiaTheme="majorEastAsia" w:hAnsiTheme="majorHAnsi" w:cstheme="majorBidi"/>
+      <w:rFonts w:ascii="Newsreader Display" w:hAnsi="Newsreader Display" w:cs="Newsreader Display"/>
       <w:color w:val="000000" w:themeColor="text1"/>
     </w:rPr>
     <w:tblPr>
@@ -8563,7 +8576,7 @@
       <w:spacing w:after="0" w:line="240" w:lineRule="auto"/>
     </w:pPr>
     <w:rPr>
-      <w:rFonts w:asciiTheme="majorHAnsi" w:eastAsiaTheme="majorEastAsia" w:hAnsiTheme="majorHAnsi" w:cstheme="majorBidi"/>
+      <w:rFonts w:ascii="Newsreader Display" w:hAnsi="Newsreader Display" w:cs="Newsreader Display"/>
       <w:color w:val="000000" w:themeColor="text1"/>
     </w:rPr>
     <w:tblPr>
@@ -8691,7 +8704,7 @@
       <w:spacing w:after="0" w:line="240" w:lineRule="auto"/>
     </w:pPr>
     <w:rPr>
-      <w:rFonts w:asciiTheme="majorHAnsi" w:eastAsiaTheme="majorEastAsia" w:hAnsiTheme="majorHAnsi" w:cstheme="majorBidi"/>
+      <w:rFonts w:ascii="Newsreader Display" w:hAnsi="Newsreader Display" w:cs="Newsreader Display"/>
       <w:color w:val="000000" w:themeColor="text1"/>
     </w:rPr>
     <w:tblPr>
@@ -8819,7 +8832,7 @@
       <w:spacing w:after="0" w:line="240" w:lineRule="auto"/>
     </w:pPr>
     <w:rPr>
-      <w:rFonts w:asciiTheme="majorHAnsi" w:eastAsiaTheme="majorEastAsia" w:hAnsiTheme="majorHAnsi" w:cstheme="majorBidi"/>
+      <w:rFonts w:ascii="Newsreader Display" w:hAnsi="Newsreader Display" w:cs="Newsreader Display"/>
       <w:color w:val="000000" w:themeColor="text1"/>
     </w:rPr>
     <w:tblPr>
@@ -8947,7 +8960,7 @@
       <w:spacing w:after="0" w:line="240" w:lineRule="auto"/>
     </w:pPr>
     <w:rPr>
-      <w:rFonts w:asciiTheme="majorHAnsi" w:eastAsiaTheme="majorEastAsia" w:hAnsiTheme="majorHAnsi" w:cstheme="majorBidi"/>
+      <w:rFonts w:ascii="Newsreader Display" w:hAnsi="Newsreader Display" w:cs="Newsreader Display"/>
       <w:color w:val="000000" w:themeColor="text1"/>
     </w:rPr>
     <w:tblPr>
@@ -9075,7 +9088,7 @@
       <w:spacing w:after="0" w:line="240" w:lineRule="auto"/>
     </w:pPr>
     <w:rPr>
-      <w:rFonts w:asciiTheme="majorHAnsi" w:eastAsiaTheme="majorEastAsia" w:hAnsiTheme="majorHAnsi" w:cstheme="majorBidi"/>
+      <w:rFonts w:ascii="Newsreader Display" w:hAnsi="Newsreader Display" w:cs="Newsreader Display"/>
       <w:color w:val="000000" w:themeColor="text1"/>
     </w:rPr>
     <w:tblPr>
@@ -9714,7 +9727,7 @@
       <w:spacing w:after="0" w:line="240" w:lineRule="auto"/>
     </w:pPr>
     <w:rPr>
-      <w:rFonts w:asciiTheme="majorHAnsi" w:eastAsiaTheme="majorEastAsia" w:hAnsiTheme="majorHAnsi" w:cstheme="majorBidi"/>
+      <w:rFonts w:ascii="Newsreader Display" w:hAnsi="Newsreader Display" w:cs="Newsreader Display"/>
       <w:color w:val="000000" w:themeColor="text1"/>
     </w:rPr>
     <w:tblPr>
@@ -9839,7 +9852,7 @@
       <w:spacing w:after="0" w:line="240" w:lineRule="auto"/>
     </w:pPr>
     <w:rPr>
-      <w:rFonts w:asciiTheme="majorHAnsi" w:eastAsiaTheme="majorEastAsia" w:hAnsiTheme="majorHAnsi" w:cstheme="majorBidi"/>
+      <w:rFonts w:ascii="Newsreader Display" w:hAnsi="Newsreader Display" w:cs="Newsreader Display"/>
       <w:color w:val="000000" w:themeColor="text1"/>
     </w:rPr>
     <w:tblPr>
@@ -9964,7 +9977,7 @@
       <w:spacing w:after="0" w:line="240" w:lineRule="auto"/>
     </w:pPr>
     <w:rPr>
-      <w:rFonts w:asciiTheme="majorHAnsi" w:eastAsiaTheme="majorEastAsia" w:hAnsiTheme="majorHAnsi" w:cstheme="majorBidi"/>
+      <w:rFonts w:ascii="Newsreader Display" w:hAnsi="Newsreader Display" w:cs="Newsreader Display"/>
       <w:color w:val="000000" w:themeColor="text1"/>
     </w:rPr>
     <w:tblPr>
@@ -10089,7 +10102,7 @@
       <w:spacing w:after="0" w:line="240" w:lineRule="auto"/>
     </w:pPr>
     <w:rPr>
-      <w:rFonts w:asciiTheme="majorHAnsi" w:eastAsiaTheme="majorEastAsia" w:hAnsiTheme="majorHAnsi" w:cstheme="majorBidi"/>
+      <w:rFonts w:ascii="Newsreader Display" w:hAnsi="Newsreader Display" w:cs="Newsreader Display"/>
       <w:color w:val="000000" w:themeColor="text1"/>
     </w:rPr>
     <w:tblPr>
@@ -10214,7 +10227,7 @@
       <w:spacing w:after="0" w:line="240" w:lineRule="auto"/>
     </w:pPr>
     <w:rPr>
-      <w:rFonts w:asciiTheme="majorHAnsi" w:eastAsiaTheme="majorEastAsia" w:hAnsiTheme="majorHAnsi" w:cstheme="majorBidi"/>
+      <w:rFonts w:ascii="Newsreader Display" w:hAnsi="Newsreader Display" w:cs="Newsreader Display"/>
       <w:color w:val="000000" w:themeColor="text1"/>
     </w:rPr>
     <w:tblPr>
@@ -10339,7 +10352,7 @@
       <w:spacing w:after="0" w:line="240" w:lineRule="auto"/>
     </w:pPr>
     <w:rPr>
-      <w:rFonts w:asciiTheme="majorHAnsi" w:eastAsiaTheme="majorEastAsia" w:hAnsiTheme="majorHAnsi" w:cstheme="majorBidi"/>
+      <w:rFonts w:ascii="Newsreader Display" w:hAnsi="Newsreader Display" w:cs="Newsreader Display"/>
       <w:color w:val="000000" w:themeColor="text1"/>
     </w:rPr>
     <w:tblPr>
@@ -10464,7 +10477,7 @@
       <w:spacing w:after="0" w:line="240" w:lineRule="auto"/>
     </w:pPr>
     <w:rPr>
-      <w:rFonts w:asciiTheme="majorHAnsi" w:eastAsiaTheme="majorEastAsia" w:hAnsiTheme="majorHAnsi" w:cstheme="majorBidi"/>
+      <w:rFonts w:ascii="Newsreader Display" w:hAnsi="Newsreader Display" w:cs="Newsreader Display"/>
       <w:color w:val="000000" w:themeColor="text1"/>
     </w:rPr>
     <w:tblPr>
@@ -14379,27 +14392,27 @@
       <w:spacing w:before="0" w:after="80" w:line="288" w:lineRule="auto"/>
     </w:pPr>
     <w:rPr>
-      <w:rFonts w:ascii="Inter" w:hAnsi="Inter" w:cs="Inter" w:eastAsia="Inter"/>
+      <w:rFonts w:ascii="Public Sans" w:hAnsi="Public Sans" w:cs="Public Sans" w:eastAsia="Public Sans"/>
       <w:b/>
       <w:i w:val="0"/>
       <w:caps/>
-      <w:color w:val="9A6510"/>
-      <w:sz w:val="16"/>
-      <w:spacing w:val="32"/>
+      <w:color w:val="8A5A0C"/>
+      <w:sz w:val="15"/>
+      <w:spacing w:val="12"/>
     </w:rPr>
   </w:style>
   <w:style w:type="paragraph" w:customStyle="1" w:styleId="Lead">
     <w:name w:val="Lead"/>
     <w:basedOn w:val="Normal"/>
     <w:pPr>
-      <w:spacing w:before="0" w:after="200" w:line="336" w:lineRule="auto"/>
+      <w:spacing w:before="0" w:after="240" w:line="331" w:lineRule="auto"/>
     </w:pPr>
     <w:rPr>
-      <w:rFonts w:ascii="Source Serif 4" w:hAnsi="Source Serif 4" w:cs="Source Serif 4" w:eastAsia="Source Serif 4"/>
+      <w:rFonts w:ascii="Newsreader Text" w:hAnsi="Newsreader Text" w:cs="Newsreader Text" w:eastAsia="Newsreader Text"/>
       <w:b w:val="0"/>
       <w:i w:val="0"/>
       <w:color w:val="103428"/>
-      <w:sz w:val="25"/>
+      <w:sz w:val="26"/>
     </w:rPr>
   </w:style>
   <w:style w:type="paragraph" w:customStyle="1" w:styleId="Small">
@@ -14409,7 +14422,7 @@
       <w:spacing w:before="0" w:after="40" w:line="300" w:lineRule="auto"/>
     </w:pPr>
     <w:rPr>
-      <w:rFonts w:ascii="Inter" w:hAnsi="Inter" w:cs="Inter" w:eastAsia="Inter"/>
+      <w:rFonts w:ascii="Public Sans" w:hAnsi="Public Sans" w:cs="Public Sans" w:eastAsia="Public Sans"/>
       <w:b w:val="0"/>
       <w:i w:val="0"/>
       <w:color w:val="5F6662"/>
@@ -14423,7 +14436,7 @@
       <w:spacing w:before="20" w:after="20" w:line="276" w:lineRule="auto"/>
     </w:pPr>
     <w:rPr>
-      <w:rFonts w:ascii="Inter" w:hAnsi="Inter" w:cs="Inter" w:eastAsia="Inter"/>
+      <w:rFonts w:ascii="Public Sans" w:hAnsi="Public Sans" w:cs="Public Sans" w:eastAsia="Public Sans"/>
       <w:b w:val="0"/>
       <w:i w:val="0"/>
       <w:color w:val="1B201E"/>
@@ -14437,13 +14450,13 @@
       <w:spacing w:before="40" w:after="40" w:line="264" w:lineRule="auto"/>
     </w:pPr>
     <w:rPr>
-      <w:rFonts w:ascii="Inter" w:hAnsi="Inter" w:cs="Inter" w:eastAsia="Inter"/>
+      <w:rFonts w:ascii="Public Sans" w:hAnsi="Public Sans" w:cs="Public Sans" w:eastAsia="Public Sans"/>
       <w:b/>
       <w:i w:val="0"/>
       <w:caps/>
       <w:color w:val="103428"/>
-      <w:sz w:val="16"/>
-      <w:spacing w:val="12"/>
+      <w:sz w:val="15"/>
+      <w:spacing w:val="10"/>
     </w:rPr>
   </w:style>
 </w:styles>
